--- a/public/templates/contrato.docx
+++ b/public/templates/contrato.docx
@@ -979,35 +979,35 @@
           <w:sz w:val="22"/>
           <w:szCs w:val="22"/>
         </w:rPr>
-        <w:t xml:space="preserve">Após a confirmação do pagamento final, o(a) CONTRATANTE passa a ser o titular do conteúdo e da configuração visual desenvolvidos especificamente para o seu projeto, podendo utilizá-los livremente para os fins do seu negócio.</w:t>
-      </w:r>
-    </w:p>
-    <w:p>
-      <w:pPr>
-        <w:spacing w:after="160"/>
-        <w:jc w:val="both"/>
-      </w:pPr>
-      <w:r>
-        <w:rPr>
-          <w:rFonts w:ascii="Calibri" w:cs="Calibri" w:eastAsia="Calibri" w:hAnsi="Calibri"/>
-          <w:sz w:val="22"/>
-          <w:szCs w:val="22"/>
-        </w:rPr>
-        <w:t xml:space="preserve">Ficam excluídos desta cessão: bibliotecas, componentes e frameworks de código aberto (open source) utilizados no desenvolvimento, que permanecem regidos por suas próprias licenças; e elementos de marca do(a) CONTRATADO(A) (ex.: menção "desenvolvido por ēloSites"), quando presentes no site.</w:t>
-      </w:r>
-    </w:p>
-    <w:p>
-      <w:pPr>
-        <w:spacing w:after="160"/>
-        <w:jc w:val="both"/>
-      </w:pPr>
-      <w:r>
-        <w:rPr>
-          <w:rFonts w:ascii="Calibri" w:cs="Calibri" w:eastAsia="Calibri" w:hAnsi="Calibri"/>
-          <w:sz w:val="22"/>
-          <w:szCs w:val="22"/>
-        </w:rPr>
-        <w:t xml:space="preserve">Domínio e hospedagem são serviços de terceiros, contratados e pagos diretamente pelo(a) CONTRATANTE junto à empresa/provedor de sua preferência. A ēloSites não comercializa, revende ou fornece esses serviços e não recebe comissão por sua contratação. A transferência dos materiais técnicos do projeto — código-fonte, repositório, informações de implantação e configuração efetivamente entregues — é tratada separadamente da cessão de direitos sobre o conteúdo e ocorre apenas quando expressamente solicitada pelo(a) CONTRATANTE, mediante checklist de transferência específico. A configuração e conexão técnica de domínio e hospedagem, quando previstas no escopo aprovado, fazem parte dos entregáveis contratados, sem cobrança adicional específica; migrações ou configurações fora do escopo aprovado poderão ser objeto de orçamento separado.</w:t>
+        <w:t xml:space="preserve">Após a confirmação do pagamento final, o(a) CONTRATANTE passa a ser o titular do conteúdo, da configuração visual e do código-fonte desenvolvidos especificamente para o seu projeto, com a cessão dos direitos patrimoniais de uso, modificação e reprodução sobre eles (Lei nº 9.610/1998, art. 49, e Lei nº 9.609/1998), podendo utilizá-los, modificá-los e repassá-los a terceiros livremente para os fins do seu negócio.</w:t>
+      </w:r>
+    </w:p>
+    <w:p>
+      <w:pPr>
+        <w:spacing w:after="160"/>
+        <w:jc w:val="both"/>
+      </w:pPr>
+      <w:r>
+        <w:rPr>
+          <w:rFonts w:ascii="Calibri" w:cs="Calibri" w:eastAsia="Calibri" w:hAnsi="Calibri"/>
+          <w:sz w:val="22"/>
+          <w:szCs w:val="22"/>
+        </w:rPr>
+        <w:t xml:space="preserve">Ficam excluídos desta cessão: bibliotecas, componentes e frameworks de código aberto (open source) utilizados no desenvolvimento, que permanecem regidos por suas próprias licenças; elementos de marca do(a) CONTRATADO(A) (ex.: menção "desenvolvido por ēloSites"), quando presentes no site; e ferramentas, bases e componentes reutilizáveis do(a) CONTRATADO(A), sobre os quais é concedida ao(à) CONTRATANTE licença de uso não exclusiva, por prazo indeterminado, restrita ao site entregue.</w:t>
+      </w:r>
+    </w:p>
+    <w:p>
+      <w:pPr>
+        <w:spacing w:after="160"/>
+        <w:jc w:val="both"/>
+      </w:pPr>
+      <w:r>
+        <w:rPr>
+          <w:rFonts w:ascii="Calibri" w:cs="Calibri" w:eastAsia="Calibri" w:hAnsi="Calibri"/>
+          <w:sz w:val="22"/>
+          <w:szCs w:val="22"/>
+        </w:rPr>
+        <w:t xml:space="preserve">Domínio e hospedagem são serviços de terceiros, contratados e pagos diretamente pelo(a) CONTRATANTE junto à empresa/provedor de sua preferência. A ēloSites não comercializa, revende ou fornece esses serviços e não recebe comissão por sua contratação. A transferência dos materiais técnicos do projeto — código-fonte, repositório, informações de implantação e configuração efetivamente entregues — é tratada separadamente da cessão de direitos prevista acima e ocorre apenas quando expressamente solicitada pelo(a) CONTRATANTE, mediante checklist de transferência específico. A configuração e conexão técnica de domínio e hospedagem, quando previstas no escopo aprovado, fazem parte dos entregáveis contratados, sem cobrança adicional específica; migrações ou configurações fora do escopo aprovado poderão ser objeto de orçamento separado.</w:t>
       </w:r>
     </w:p>
     <w:p>

--- a/public/templates/contrato.docx
+++ b/public/templates/contrato.docx
@@ -240,153 +240,97 @@
           <w:sz w:val="22"/>
           <w:szCs w:val="22"/>
         </w:rPr>
-        <w:t xml:space="preserve">•  </w:t>
-      </w:r>
-      <w:r>
-        <w:rPr>
-          <w:rFonts w:ascii="Calibri" w:cs="Calibri" w:eastAsia="Calibri" w:hAnsi="Calibri"/>
-          <w:sz w:val="22"/>
-          <w:szCs w:val="22"/>
-        </w:rPr>
-        <w:t xml:space="preserve">Desenvolvimento do layout e das seções do site, conforme briefing e orçamento aprovados;</w:t>
-      </w:r>
-    </w:p>
-    <w:p>
-      <w:pPr>
-        <w:spacing w:after="100"/>
-        <w:ind w:left="340" w:hanging="340"/>
-        <w:jc w:val="both"/>
-      </w:pPr>
-      <w:r>
-        <w:rPr>
-          <w:rFonts w:ascii="Calibri" w:cs="Calibri" w:eastAsia="Calibri" w:hAnsi="Calibri"/>
-          <w:sz w:val="22"/>
-          <w:szCs w:val="22"/>
-        </w:rPr>
-        <w:t xml:space="preserve">•  </w:t>
-      </w:r>
-      <w:r>
-        <w:rPr>
-          <w:rFonts w:ascii="Calibri" w:cs="Calibri" w:eastAsia="Calibri" w:hAnsi="Calibri"/>
-          <w:sz w:val="22"/>
-          <w:szCs w:val="22"/>
-        </w:rPr>
-        <w:t xml:space="preserve">Responsividade para celular, tablet e desktop;</w:t>
-      </w:r>
-    </w:p>
-    <w:p>
-      <w:pPr>
-        <w:spacing w:after="100"/>
-        <w:ind w:left="340" w:hanging="340"/>
-        <w:jc w:val="both"/>
-      </w:pPr>
-      <w:r>
-        <w:rPr>
-          <w:rFonts w:ascii="Calibri" w:cs="Calibri" w:eastAsia="Calibri" w:hAnsi="Calibri"/>
-          <w:sz w:val="22"/>
-          <w:szCs w:val="22"/>
-        </w:rPr>
-        <w:t xml:space="preserve">•  </w:t>
-      </w:r>
-      <w:r>
-        <w:rPr>
-          <w:rFonts w:ascii="Calibri" w:cs="Calibri" w:eastAsia="Calibri" w:hAnsi="Calibri"/>
-          <w:sz w:val="22"/>
-          <w:szCs w:val="22"/>
-        </w:rPr>
-        <w:t xml:space="preserve">Integração com WhatsApp e/ou formulários de contato, quando incluída no orçamento;</w:t>
-      </w:r>
-    </w:p>
-    <w:p>
-      <w:pPr>
-        <w:spacing w:after="100"/>
-        <w:ind w:left="340" w:hanging="340"/>
-        <w:jc w:val="both"/>
-      </w:pPr>
-      <w:r>
-        <w:rPr>
-          <w:rFonts w:ascii="Calibri" w:cs="Calibri" w:eastAsia="Calibri" w:hAnsi="Calibri"/>
-          <w:sz w:val="22"/>
-          <w:szCs w:val="22"/>
-        </w:rPr>
-        <w:t xml:space="preserve">•  </w:t>
-      </w:r>
-      <w:r>
-        <w:rPr>
-          <w:rFonts w:ascii="Calibri" w:cs="Calibri" w:eastAsia="Calibri" w:hAnsi="Calibri"/>
-          <w:sz w:val="22"/>
-          <w:szCs w:val="22"/>
-        </w:rPr>
-        <w:t xml:space="preserve">Publicação e implantação do site no endereço de publicação definido com o(a) CONTRATANTE;</w:t>
-      </w:r>
-    </w:p>
-    <w:p>
-      <w:pPr>
-        <w:spacing w:after="100"/>
-        <w:ind w:left="340" w:hanging="340"/>
-        <w:jc w:val="both"/>
-      </w:pPr>
-      <w:r>
-        <w:rPr>
-          <w:rFonts w:ascii="Calibri" w:cs="Calibri" w:eastAsia="Calibri" w:hAnsi="Calibri"/>
-          <w:sz w:val="22"/>
-          <w:szCs w:val="22"/>
-        </w:rPr>
-        <w:t xml:space="preserve">•  </w:t>
-      </w:r>
-      <w:r>
-        <w:rPr>
-          <w:rFonts w:ascii="Calibri" w:cs="Calibri" w:eastAsia="Calibri" w:hAnsi="Calibri"/>
-          <w:sz w:val="22"/>
-          <w:szCs w:val="22"/>
-        </w:rPr>
-        <w:t xml:space="preserve">Configuração e conexão técnica de domínio e hospedagem contratados diretamente pelo(a) CONTRATANTE junto a provedores de sua escolha, quando previstos no escopo aprovado, sem cobrança adicional específica por essa configuração;</w:t>
-      </w:r>
-    </w:p>
-    <w:p>
-      <w:pPr>
-        <w:spacing w:after="100"/>
-        <w:ind w:left="340" w:hanging="340"/>
-        <w:jc w:val="both"/>
-      </w:pPr>
-      <w:r>
-        <w:rPr>
-          <w:rFonts w:ascii="Calibri" w:cs="Calibri" w:eastAsia="Calibri" w:hAnsi="Calibri"/>
-          <w:sz w:val="22"/>
-          <w:szCs w:val="22"/>
-        </w:rPr>
-        <w:t xml:space="preserve">•  </w:t>
-      </w:r>
-      <w:r>
-        <w:rPr>
-          <w:rFonts w:ascii="Calibri" w:cs="Calibri" w:eastAsia="Calibri" w:hAnsi="Calibri"/>
-          <w:sz w:val="22"/>
-          <w:szCs w:val="22"/>
-        </w:rPr>
-        <w:t xml:space="preserve">Quantidade de rodadas de revisão definida no orçamento aprovado;</w:t>
-      </w:r>
-    </w:p>
-    <w:p>
-      <w:pPr>
-        <w:spacing w:after="100"/>
-        <w:ind w:left="340" w:hanging="340"/>
-        <w:jc w:val="both"/>
-      </w:pPr>
-      <w:r>
-        <w:rPr>
-          <w:rFonts w:ascii="Calibri" w:cs="Calibri" w:eastAsia="Calibri" w:hAnsi="Calibri"/>
-          <w:sz w:val="22"/>
-          <w:szCs w:val="22"/>
-        </w:rPr>
-        <w:t xml:space="preserve">•  </w:t>
-      </w:r>
-      <w:r>
-        <w:rPr>
-          <w:rFonts w:ascii="Calibri" w:cs="Calibri" w:eastAsia="Calibri" w:hAnsi="Calibri"/>
-          <w:sz w:val="22"/>
-          <w:szCs w:val="22"/>
-        </w:rPr>
-        <w:t xml:space="preserve">Correção de bugs identificados até a entrega final, dentro do escopo contratado.</w:t>
+        <w:t xml:space="preserve">•  Desenvolvimento do layout e das seções do site, conforme briefing e orçamento aprovados;</w:t>
+      </w:r>
+    </w:p>
+    <w:p>
+      <w:pPr>
+        <w:spacing w:after="100"/>
+        <w:ind w:left="340" w:hanging="340"/>
+        <w:jc w:val="both"/>
+      </w:pPr>
+      <w:r>
+        <w:rPr>
+          <w:rFonts w:ascii="Calibri" w:cs="Calibri" w:eastAsia="Calibri" w:hAnsi="Calibri"/>
+          <w:sz w:val="22"/>
+          <w:szCs w:val="22"/>
+        </w:rPr>
+        <w:t xml:space="preserve">•  Responsividade para celular, tablet e desktop;</w:t>
+      </w:r>
+    </w:p>
+    <w:p>
+      <w:pPr>
+        <w:spacing w:after="100"/>
+        <w:ind w:left="340" w:hanging="340"/>
+        <w:jc w:val="both"/>
+      </w:pPr>
+      <w:r>
+        <w:rPr>
+          <w:rFonts w:ascii="Calibri" w:cs="Calibri" w:eastAsia="Calibri" w:hAnsi="Calibri"/>
+          <w:sz w:val="22"/>
+          <w:szCs w:val="22"/>
+        </w:rPr>
+        <w:t xml:space="preserve">•  Integração com WhatsApp e/ou formulários de contato, quando incluída no orçamento;</w:t>
+      </w:r>
+    </w:p>
+    <w:p>
+      <w:pPr>
+        <w:spacing w:after="100"/>
+        <w:ind w:left="340" w:hanging="340"/>
+        <w:jc w:val="both"/>
+      </w:pPr>
+      <w:r>
+        <w:rPr>
+          <w:rFonts w:ascii="Calibri" w:cs="Calibri" w:eastAsia="Calibri" w:hAnsi="Calibri"/>
+          <w:sz w:val="22"/>
+          <w:szCs w:val="22"/>
+        </w:rPr>
+        <w:t xml:space="preserve">•  Publicação e implantação do site no endereço de publicação definido com o(a) CONTRATANTE;</w:t>
+      </w:r>
+    </w:p>
+    <w:p>
+      <w:pPr>
+        <w:spacing w:after="100"/>
+        <w:ind w:left="340" w:hanging="340"/>
+        <w:jc w:val="both"/>
+      </w:pPr>
+      <w:r>
+        <w:rPr>
+          <w:rFonts w:ascii="Calibri" w:cs="Calibri" w:eastAsia="Calibri" w:hAnsi="Calibri"/>
+          <w:sz w:val="22"/>
+          <w:szCs w:val="22"/>
+        </w:rPr>
+        <w:t xml:space="preserve">•  Configuração e conexão técnica de domínio e hospedagem contratados diretamente pelo(a) CONTRATANTE junto a provedores de sua escolha, quando previstos no escopo aprovado, sem cobrança adicional específica por essa configuração;</w:t>
+      </w:r>
+    </w:p>
+    <w:p>
+      <w:pPr>
+        <w:spacing w:after="100"/>
+        <w:ind w:left="340" w:hanging="340"/>
+        <w:jc w:val="both"/>
+      </w:pPr>
+      <w:r>
+        <w:rPr>
+          <w:rFonts w:ascii="Calibri" w:cs="Calibri" w:eastAsia="Calibri" w:hAnsi="Calibri"/>
+          <w:sz w:val="22"/>
+          <w:szCs w:val="22"/>
+        </w:rPr>
+        <w:t xml:space="preserve">•  Quantidade de rodadas de revisão definida no orçamento aprovado;</w:t>
+      </w:r>
+    </w:p>
+    <w:p>
+      <w:pPr>
+        <w:spacing w:after="100"/>
+        <w:ind w:left="340" w:hanging="340"/>
+        <w:jc w:val="both"/>
+      </w:pPr>
+      <w:r>
+        <w:rPr>
+          <w:rFonts w:ascii="Calibri" w:cs="Calibri" w:eastAsia="Calibri" w:hAnsi="Calibri"/>
+          <w:sz w:val="22"/>
+          <w:szCs w:val="22"/>
+        </w:rPr>
+        <w:t xml:space="preserve">•  Correção de bugs identificados até a entrega final, dentro do escopo contratado.</w:t>
       </w:r>
     </w:p>
     <w:p>
@@ -417,176 +361,112 @@
           <w:sz w:val="22"/>
           <w:szCs w:val="22"/>
         </w:rPr>
-        <w:t xml:space="preserve">•  </w:t>
-      </w:r>
-      <w:r>
-        <w:rPr>
-          <w:rFonts w:ascii="Calibri" w:cs="Calibri" w:eastAsia="Calibri" w:hAnsi="Calibri"/>
-          <w:sz w:val="22"/>
-          <w:szCs w:val="22"/>
-        </w:rPr>
-        <w:t xml:space="preserve">Novas funcionalidades ou páginas não previstas no escopo original;</w:t>
-      </w:r>
-    </w:p>
-    <w:p>
-      <w:pPr>
-        <w:spacing w:after="100"/>
-        <w:ind w:left="340" w:hanging="340"/>
-        <w:jc w:val="both"/>
-      </w:pPr>
-      <w:r>
-        <w:rPr>
-          <w:rFonts w:ascii="Calibri" w:cs="Calibri" w:eastAsia="Calibri" w:hAnsi="Calibri"/>
-          <w:sz w:val="22"/>
-          <w:szCs w:val="22"/>
-        </w:rPr>
-        <w:t xml:space="preserve">•  </w:t>
-      </w:r>
-      <w:r>
-        <w:rPr>
-          <w:rFonts w:ascii="Calibri" w:cs="Calibri" w:eastAsia="Calibri" w:hAnsi="Calibri"/>
-          <w:sz w:val="22"/>
-          <w:szCs w:val="22"/>
-        </w:rPr>
-        <w:t xml:space="preserve">Produção de conteúdo (textos, fotos, vídeos) além do fornecido pelo(a) CONTRATANTE;</w:t>
-      </w:r>
-    </w:p>
-    <w:p>
-      <w:pPr>
-        <w:spacing w:after="100"/>
-        <w:ind w:left="340" w:hanging="340"/>
-        <w:jc w:val="both"/>
-      </w:pPr>
-      <w:r>
-        <w:rPr>
-          <w:rFonts w:ascii="Calibri" w:cs="Calibri" w:eastAsia="Calibri" w:hAnsi="Calibri"/>
-          <w:sz w:val="22"/>
-          <w:szCs w:val="22"/>
-        </w:rPr>
-        <w:t xml:space="preserve">•  </w:t>
-      </w:r>
-      <w:r>
-        <w:rPr>
-          <w:rFonts w:ascii="Calibri" w:cs="Calibri" w:eastAsia="Calibri" w:hAnsi="Calibri"/>
-          <w:sz w:val="22"/>
-          <w:szCs w:val="22"/>
-        </w:rPr>
-        <w:t xml:space="preserve">Criação de identidade visual (logotipo, paleta de cores, etc.), quando não contratada;</w:t>
-      </w:r>
-    </w:p>
-    <w:p>
-      <w:pPr>
-        <w:spacing w:after="100"/>
-        <w:ind w:left="340" w:hanging="340"/>
-        <w:jc w:val="both"/>
-      </w:pPr>
-      <w:r>
-        <w:rPr>
-          <w:rFonts w:ascii="Calibri" w:cs="Calibri" w:eastAsia="Calibri" w:hAnsi="Calibri"/>
-          <w:sz w:val="22"/>
-          <w:szCs w:val="22"/>
-        </w:rPr>
-        <w:t xml:space="preserve">•  </w:t>
-      </w:r>
-      <w:r>
-        <w:rPr>
-          <w:rFonts w:ascii="Calibri" w:cs="Calibri" w:eastAsia="Calibri" w:hAnsi="Calibri"/>
-          <w:sz w:val="22"/>
-          <w:szCs w:val="22"/>
-        </w:rPr>
-        <w:t xml:space="preserve">Registro, renovação e demais custos de domínio, contratados e pagos diretamente pelo(a) CONTRATANTE junto ao provedor de sua escolha;</w:t>
-      </w:r>
-    </w:p>
-    <w:p>
-      <w:pPr>
-        <w:spacing w:after="100"/>
-        <w:ind w:left="340" w:hanging="340"/>
-        <w:jc w:val="both"/>
-      </w:pPr>
-      <w:r>
-        <w:rPr>
-          <w:rFonts w:ascii="Calibri" w:cs="Calibri" w:eastAsia="Calibri" w:hAnsi="Calibri"/>
-          <w:sz w:val="22"/>
-          <w:szCs w:val="22"/>
-        </w:rPr>
-        <w:t xml:space="preserve">•  </w:t>
-      </w:r>
-      <w:r>
-        <w:rPr>
-          <w:rFonts w:ascii="Calibri" w:cs="Calibri" w:eastAsia="Calibri" w:hAnsi="Calibri"/>
-          <w:sz w:val="22"/>
-          <w:szCs w:val="22"/>
-        </w:rPr>
-        <w:t xml:space="preserve">Migração ou configuração de domínio e hospedagem fora do escopo aprovado, que poderá ser objeto de orçamento separado;</w:t>
-      </w:r>
-    </w:p>
-    <w:p>
-      <w:pPr>
-        <w:spacing w:after="100"/>
-        <w:ind w:left="340" w:hanging="340"/>
-        <w:jc w:val="both"/>
-      </w:pPr>
-      <w:r>
-        <w:rPr>
-          <w:rFonts w:ascii="Calibri" w:cs="Calibri" w:eastAsia="Calibri" w:hAnsi="Calibri"/>
-          <w:sz w:val="22"/>
-          <w:szCs w:val="22"/>
-        </w:rPr>
-        <w:t xml:space="preserve">•  </w:t>
-      </w:r>
-      <w:r>
-        <w:rPr>
-          <w:rFonts w:ascii="Calibri" w:cs="Calibri" w:eastAsia="Calibri" w:hAnsi="Calibri"/>
-          <w:sz w:val="22"/>
-          <w:szCs w:val="22"/>
-        </w:rPr>
-        <w:t xml:space="preserve">Integrações com sistemas de terceiros (CRM, meios de pagamento, ferramentas de automação, etc.);</w:t>
-      </w:r>
-    </w:p>
-    <w:p>
-      <w:pPr>
-        <w:spacing w:after="100"/>
-        <w:ind w:left="340" w:hanging="340"/>
-        <w:jc w:val="both"/>
-      </w:pPr>
-      <w:r>
-        <w:rPr>
-          <w:rFonts w:ascii="Calibri" w:cs="Calibri" w:eastAsia="Calibri" w:hAnsi="Calibri"/>
-          <w:sz w:val="22"/>
-          <w:szCs w:val="22"/>
-        </w:rPr>
-        <w:t xml:space="preserve">•  </w:t>
-      </w:r>
-      <w:r>
-        <w:rPr>
-          <w:rFonts w:ascii="Calibri" w:cs="Calibri" w:eastAsia="Calibri" w:hAnsi="Calibri"/>
-          <w:sz w:val="22"/>
-          <w:szCs w:val="22"/>
-        </w:rPr>
-        <w:t xml:space="preserve">Alterações no site após a aprovação final, fora do plano de manutenção contratado;</w:t>
-      </w:r>
-    </w:p>
-    <w:p>
-      <w:pPr>
-        <w:spacing w:after="100"/>
-        <w:ind w:left="340" w:hanging="340"/>
-        <w:jc w:val="both"/>
-      </w:pPr>
-      <w:r>
-        <w:rPr>
-          <w:rFonts w:ascii="Calibri" w:cs="Calibri" w:eastAsia="Calibri" w:hAnsi="Calibri"/>
-          <w:sz w:val="22"/>
-          <w:szCs w:val="22"/>
-        </w:rPr>
-        <w:t xml:space="preserve">•  </w:t>
-      </w:r>
-      <w:r>
-        <w:rPr>
-          <w:rFonts w:ascii="Calibri" w:cs="Calibri" w:eastAsia="Calibri" w:hAnsi="Calibri"/>
-          <w:sz w:val="22"/>
-          <w:szCs w:val="22"/>
-        </w:rPr>
-        <w:t xml:space="preserve">Manutenção contínua do site, quando não contratada separadamente (Cláusula 6).</w:t>
+        <w:t xml:space="preserve">•  Novas funcionalidades ou páginas não previstas no escopo original;</w:t>
+      </w:r>
+    </w:p>
+    <w:p>
+      <w:pPr>
+        <w:spacing w:after="100"/>
+        <w:ind w:left="340" w:hanging="340"/>
+        <w:jc w:val="both"/>
+      </w:pPr>
+      <w:r>
+        <w:rPr>
+          <w:rFonts w:ascii="Calibri" w:cs="Calibri" w:eastAsia="Calibri" w:hAnsi="Calibri"/>
+          <w:sz w:val="22"/>
+          <w:szCs w:val="22"/>
+        </w:rPr>
+        <w:t xml:space="preserve">•  Produção de conteúdo (textos, fotos, vídeos) além do fornecido pelo(a) CONTRATANTE;</w:t>
+      </w:r>
+    </w:p>
+    <w:p>
+      <w:pPr>
+        <w:spacing w:after="100"/>
+        <w:ind w:left="340" w:hanging="340"/>
+        <w:jc w:val="both"/>
+      </w:pPr>
+      <w:r>
+        <w:rPr>
+          <w:rFonts w:ascii="Calibri" w:cs="Calibri" w:eastAsia="Calibri" w:hAnsi="Calibri"/>
+          <w:sz w:val="22"/>
+          <w:szCs w:val="22"/>
+        </w:rPr>
+        <w:t xml:space="preserve">•  Criação de identidade visual (logotipo, paleta de cores, etc.), quando não contratada;</w:t>
+      </w:r>
+    </w:p>
+    <w:p>
+      <w:pPr>
+        <w:spacing w:after="100"/>
+        <w:ind w:left="340" w:hanging="340"/>
+        <w:jc w:val="both"/>
+      </w:pPr>
+      <w:r>
+        <w:rPr>
+          <w:rFonts w:ascii="Calibri" w:cs="Calibri" w:eastAsia="Calibri" w:hAnsi="Calibri"/>
+          <w:sz w:val="22"/>
+          <w:szCs w:val="22"/>
+        </w:rPr>
+        <w:t xml:space="preserve">•  Registro, renovação e demais custos de domínio, contratados e pagos diretamente pelo(a) CONTRATANTE junto ao provedor de sua escolha;</w:t>
+      </w:r>
+    </w:p>
+    <w:p>
+      <w:pPr>
+        <w:spacing w:after="100"/>
+        <w:ind w:left="340" w:hanging="340"/>
+        <w:jc w:val="both"/>
+      </w:pPr>
+      <w:r>
+        <w:rPr>
+          <w:rFonts w:ascii="Calibri" w:cs="Calibri" w:eastAsia="Calibri" w:hAnsi="Calibri"/>
+          <w:sz w:val="22"/>
+          <w:szCs w:val="22"/>
+        </w:rPr>
+        <w:t xml:space="preserve">•  Migração ou configuração de domínio e hospedagem fora do escopo aprovado, que poderá ser objeto de orçamento separado;</w:t>
+      </w:r>
+    </w:p>
+    <w:p>
+      <w:pPr>
+        <w:spacing w:after="100"/>
+        <w:ind w:left="340" w:hanging="340"/>
+        <w:jc w:val="both"/>
+      </w:pPr>
+      <w:r>
+        <w:rPr>
+          <w:rFonts w:ascii="Calibri" w:cs="Calibri" w:eastAsia="Calibri" w:hAnsi="Calibri"/>
+          <w:sz w:val="22"/>
+          <w:szCs w:val="22"/>
+        </w:rPr>
+        <w:t xml:space="preserve">•  Integrações com sistemas de terceiros (CRM, meios de pagamento, ferramentas de automação, etc.);</w:t>
+      </w:r>
+    </w:p>
+    <w:p>
+      <w:pPr>
+        <w:spacing w:after="100"/>
+        <w:ind w:left="340" w:hanging="340"/>
+        <w:jc w:val="both"/>
+      </w:pPr>
+      <w:r>
+        <w:rPr>
+          <w:rFonts w:ascii="Calibri" w:cs="Calibri" w:eastAsia="Calibri" w:hAnsi="Calibri"/>
+          <w:sz w:val="22"/>
+          <w:szCs w:val="22"/>
+        </w:rPr>
+        <w:t xml:space="preserve">•  Alterações no site após a aprovação final, fora do plano de manutenção contratado;</w:t>
+      </w:r>
+    </w:p>
+    <w:p>
+      <w:pPr>
+        <w:spacing w:after="100"/>
+        <w:ind w:left="340" w:hanging="340"/>
+        <w:jc w:val="both"/>
+      </w:pPr>
+      <w:r>
+        <w:rPr>
+          <w:rFonts w:ascii="Calibri" w:cs="Calibri" w:eastAsia="Calibri" w:hAnsi="Calibri"/>
+          <w:sz w:val="22"/>
+          <w:szCs w:val="22"/>
+        </w:rPr>
+        <w:t xml:space="preserve">•  Manutenção contínua do site, quando não contratada separadamente (Cláusula 6).</w:t>
       </w:r>
     </w:p>
     <w:p>
@@ -644,38 +524,22 @@
           <w:sz w:val="22"/>
           <w:szCs w:val="22"/>
         </w:rPr>
-        <w:t xml:space="preserve">•  </w:t>
-      </w:r>
-      <w:r>
-        <w:rPr>
-          <w:rFonts w:ascii="Calibri" w:cs="Calibri" w:eastAsia="Calibri" w:hAnsi="Calibri"/>
-          <w:sz w:val="22"/>
-          <w:szCs w:val="22"/>
-        </w:rPr>
-        <w:t xml:space="preserve">50% (cinquenta por cento) do valor total no momento da contratação, como condição para o início do desenvolvimento;</w:t>
-      </w:r>
-    </w:p>
-    <w:p>
-      <w:pPr>
-        <w:spacing w:after="100"/>
-        <w:ind w:left="340" w:hanging="340"/>
-        <w:jc w:val="both"/>
-      </w:pPr>
-      <w:r>
-        <w:rPr>
-          <w:rFonts w:ascii="Calibri" w:cs="Calibri" w:eastAsia="Calibri" w:hAnsi="Calibri"/>
-          <w:sz w:val="22"/>
-          <w:szCs w:val="22"/>
-        </w:rPr>
-        <w:t xml:space="preserve">•  </w:t>
-      </w:r>
-      <w:r>
-        <w:rPr>
-          <w:rFonts w:ascii="Calibri" w:cs="Calibri" w:eastAsia="Calibri" w:hAnsi="Calibri"/>
-          <w:sz w:val="22"/>
-          <w:szCs w:val="22"/>
-        </w:rPr>
-        <w:t xml:space="preserve">50% (cinquenta por cento) do valor total na entrega final do site, antes da publicação definitiva ou da transferência de acesso ao(à) CONTRATANTE.</w:t>
+        <w:t xml:space="preserve">•  50% (cinquenta por cento) do valor total no momento da contratação, como condição para o início do desenvolvimento;</w:t>
+      </w:r>
+    </w:p>
+    <w:p>
+      <w:pPr>
+        <w:spacing w:after="100"/>
+        <w:ind w:left="340" w:hanging="340"/>
+        <w:jc w:val="both"/>
+      </w:pPr>
+      <w:r>
+        <w:rPr>
+          <w:rFonts w:ascii="Calibri" w:cs="Calibri" w:eastAsia="Calibri" w:hAnsi="Calibri"/>
+          <w:sz w:val="22"/>
+          <w:szCs w:val="22"/>
+        </w:rPr>
+        <w:t xml:space="preserve">•  50% (cinquenta por cento) do valor total na entrega final do site, antes da publicação definitiva ou da transferência de acesso ao(à) CONTRATANTE.</w:t>
       </w:r>
     </w:p>
     <w:p>
@@ -936,7 +800,7 @@
           <w:sz w:val="22"/>
           <w:szCs w:val="22"/>
         </w:rPr>
-        <w:t xml:space="preserve">Quando contratada, a manutenção mensal cobre até 5 (cinco) solicitações simples por mês, tais como alterações de texto, imagens, contatos, links e pequenos ajustes visuais, atendidas em até 3 (três) dias úteis a partir do recebimento. As solicitações não utilizadas não acumulam para o mês seguinte. Não estão cobertas pela manutenção: criação de novas páginas ou funcionalidades, integrações, redesigns e alterações estruturais, que poderão ser orçadas separadamente. Domínio e hospedagem são serviços de terceiros, contratados e pagos diretamente pelo(a) CONTRATANTE junto aos provedores de sua escolha, não sendo comercializados pela ēloSites.</w:t>
+        <w:t xml:space="preserve">Quando contratada, a manutenção mensal cobre até 4 (quatro) solicitações simples por mês, tais como alterações de texto, imagens, contatos, links e pequenos ajustes visuais, atendidas em até 3 (três) dias úteis a partir do recebimento. As solicitações não utilizadas não acumulam para o mês seguinte. Não estão cobertas pela manutenção: criação de novas páginas ou funcionalidades, integrações, redesigns e alterações estruturais, que poderão ser orçadas separadamente. Domínio e hospedagem são serviços de terceiros, contratados e pagos diretamente pelo(a) CONTRATANTE junto aos provedores de sua escolha, não sendo comercializados pela ēloSites.</w:t>
       </w:r>
     </w:p>
     <w:p>
@@ -1051,84 +915,52 @@
           <w:sz w:val="22"/>
           <w:szCs w:val="22"/>
         </w:rPr>
-        <w:t xml:space="preserve">•  </w:t>
-      </w:r>
-      <w:r>
-        <w:rPr>
-          <w:rFonts w:ascii="Calibri" w:cs="Calibri" w:eastAsia="Calibri" w:hAnsi="Calibri"/>
-          <w:sz w:val="22"/>
-          <w:szCs w:val="22"/>
-        </w:rPr>
-        <w:t xml:space="preserve">Fornecer, dentro do prazo combinado, os textos, imagens, logotipo e demais materiais necessários ao desenvolvimento;</w:t>
-      </w:r>
-    </w:p>
-    <w:p>
-      <w:pPr>
-        <w:spacing w:after="100"/>
-        <w:ind w:left="340" w:hanging="340"/>
-        <w:jc w:val="both"/>
-      </w:pPr>
-      <w:r>
-        <w:rPr>
-          <w:rFonts w:ascii="Calibri" w:cs="Calibri" w:eastAsia="Calibri" w:hAnsi="Calibri"/>
-          <w:sz w:val="22"/>
-          <w:szCs w:val="22"/>
-        </w:rPr>
-        <w:t xml:space="preserve">•  </w:t>
-      </w:r>
-      <w:r>
-        <w:rPr>
-          <w:rFonts w:ascii="Calibri" w:cs="Calibri" w:eastAsia="Calibri" w:hAnsi="Calibri"/>
-          <w:sz w:val="22"/>
-          <w:szCs w:val="22"/>
-        </w:rPr>
-        <w:t xml:space="preserve">Validar e aprovar as etapas do projeto dentro dos prazos solicitados;</w:t>
-      </w:r>
-    </w:p>
-    <w:p>
-      <w:pPr>
-        <w:spacing w:after="100"/>
-        <w:ind w:left="340" w:hanging="340"/>
-        <w:jc w:val="both"/>
-      </w:pPr>
-      <w:r>
-        <w:rPr>
-          <w:rFonts w:ascii="Calibri" w:cs="Calibri" w:eastAsia="Calibri" w:hAnsi="Calibri"/>
-          <w:sz w:val="22"/>
-          <w:szCs w:val="22"/>
-        </w:rPr>
-        <w:t xml:space="preserve">•  </w:t>
-      </w:r>
-      <w:r>
-        <w:rPr>
-          <w:rFonts w:ascii="Calibri" w:cs="Calibri" w:eastAsia="Calibri" w:hAnsi="Calibri"/>
-          <w:sz w:val="22"/>
-          <w:szCs w:val="22"/>
-        </w:rPr>
-        <w:t xml:space="preserve">Garantir que possui os direitos de uso sobre todo o conteúdo (textos, imagens, marcas) fornecido para o site, respondendo integralmente por eventual violação de direitos de terceiros decorrente desse material;</w:t>
-      </w:r>
-    </w:p>
-    <w:p>
-      <w:pPr>
-        <w:spacing w:after="100"/>
-        <w:ind w:left="340" w:hanging="340"/>
-        <w:jc w:val="both"/>
-      </w:pPr>
-      <w:r>
-        <w:rPr>
-          <w:rFonts w:ascii="Calibri" w:cs="Calibri" w:eastAsia="Calibri" w:hAnsi="Calibri"/>
-          <w:sz w:val="22"/>
-          <w:szCs w:val="22"/>
-        </w:rPr>
-        <w:t xml:space="preserve">•  </w:t>
-      </w:r>
-      <w:r>
-        <w:rPr>
-          <w:rFonts w:ascii="Calibri" w:cs="Calibri" w:eastAsia="Calibri" w:hAnsi="Calibri"/>
-          <w:sz w:val="22"/>
-          <w:szCs w:val="22"/>
-        </w:rPr>
-        <w:t xml:space="preserve">Manter em dia os pagamentos combinados neste contrato.</w:t>
+        <w:t xml:space="preserve">•  Fornecer, dentro do prazo combinado, os textos, imagens, logotipo e demais materiais necessários ao desenvolvimento;</w:t>
+      </w:r>
+    </w:p>
+    <w:p>
+      <w:pPr>
+        <w:spacing w:after="100"/>
+        <w:ind w:left="340" w:hanging="340"/>
+        <w:jc w:val="both"/>
+      </w:pPr>
+      <w:r>
+        <w:rPr>
+          <w:rFonts w:ascii="Calibri" w:cs="Calibri" w:eastAsia="Calibri" w:hAnsi="Calibri"/>
+          <w:sz w:val="22"/>
+          <w:szCs w:val="22"/>
+        </w:rPr>
+        <w:t xml:space="preserve">•  Validar e aprovar as etapas do projeto dentro dos prazos solicitados;</w:t>
+      </w:r>
+    </w:p>
+    <w:p>
+      <w:pPr>
+        <w:spacing w:after="100"/>
+        <w:ind w:left="340" w:hanging="340"/>
+        <w:jc w:val="both"/>
+      </w:pPr>
+      <w:r>
+        <w:rPr>
+          <w:rFonts w:ascii="Calibri" w:cs="Calibri" w:eastAsia="Calibri" w:hAnsi="Calibri"/>
+          <w:sz w:val="22"/>
+          <w:szCs w:val="22"/>
+        </w:rPr>
+        <w:t xml:space="preserve">•  Garantir que possui os direitos de uso sobre todo o conteúdo (textos, imagens, marcas) fornecido para o site, respondendo integralmente por eventual violação de direitos de terceiros decorrente desse material;</w:t>
+      </w:r>
+    </w:p>
+    <w:p>
+      <w:pPr>
+        <w:spacing w:after="100"/>
+        <w:ind w:left="340" w:hanging="340"/>
+        <w:jc w:val="both"/>
+      </w:pPr>
+      <w:r>
+        <w:rPr>
+          <w:rFonts w:ascii="Calibri" w:cs="Calibri" w:eastAsia="Calibri" w:hAnsi="Calibri"/>
+          <w:sz w:val="22"/>
+          <w:szCs w:val="22"/>
+        </w:rPr>
+        <w:t xml:space="preserve">•  Manter em dia os pagamentos combinados neste contrato.</w:t>
       </w:r>
     </w:p>
     <w:p>
